--- a/pr-preview/pr-128/chapters/09-measurement-bias.docx
+++ b/pr-preview/pr-128/chapters/09-measurement-bias.docx
@@ -15680,19 +15680,51 @@
               <w:t xml:space="preserve"> </w:t>
             </w:r>
             <w:r>
-              <w:t xml:space="preserve">Consider a DAG that meets the Chapter 6 requirements for a causal diagram,</w:t>
-            </w:r>
-            <w:r>
-              <w:t xml:space="preserve"> </w:t>
-            </w:r>
-            <w:r>
-              <w:t xml:space="preserve">which we restate here: every common cause of two variables on the graph is on the graph,</w:t>
-            </w:r>
-            <w:r>
-              <w:t xml:space="preserve"> </w:t>
-            </w:r>
-            <w:r>
-              <w:t xml:space="preserve">and the</w:t>
+              <w:t xml:space="preserve">Consider a DAG that meets the three conditions for a causal DAG in Chapter 6 (Technical Point 6.1), restated here:</w:t>
+            </w:r>
+          </w:p>
+          <w:p>
+            <w:pPr>
+              <w:pStyle w:val="Compact"/>
+              <w:numPr>
+                <w:ilvl w:val="0"/>
+                <w:numId w:val="1010"/>
+              </w:numPr>
+            </w:pPr>
+            <w:r>
+              <w:t xml:space="preserve">a missing arrow from one variable to another means no direct causal effect relative to the other variables on the graph;</w:t>
+            </w:r>
+          </w:p>
+          <w:p>
+            <w:pPr>
+              <w:pStyle w:val="Compact"/>
+              <w:numPr>
+                <w:ilvl w:val="0"/>
+                <w:numId w:val="1010"/>
+              </w:numPr>
+            </w:pPr>
+            <w:r>
+              <w:t xml:space="preserve">every common cause, measured or not, of any pair of variables on the graph is on the graph;</w:t>
+            </w:r>
+          </w:p>
+          <w:p>
+            <w:pPr>
+              <w:pStyle w:val="Compact"/>
+              <w:numPr>
+                <w:ilvl w:val="0"/>
+                <w:numId w:val="1010"/>
+              </w:numPr>
+            </w:pPr>
+            <w:r>
+              <w:t xml:space="preserve">every variable is a cause of its descendants.</w:t>
+            </w:r>
+          </w:p>
+          <w:p>
+            <w:pPr>
+              <w:pStyle w:val="FirstParagraph"/>
+            </w:pPr>
+            <w:r>
+              <w:t xml:space="preserve">Suppose also that the</w:t>
             </w:r>
             <w:r>
               <w:t xml:space="preserve"> </w:t>
@@ -15709,7 +15741,7 @@
               <w:t xml:space="preserve"> </w:t>
             </w:r>
             <w:r>
-              <w:t xml:space="preserve">holds.</w:t>
+              <w:t xml:space="preserve">links the DAG to the data.</w:t>
             </w:r>
             <w:r>
               <w:t xml:space="preserve"> </w:t>
@@ -15968,7 +16000,7 @@
               <w:pStyle w:val="Compact"/>
               <w:numPr>
                 <w:ilvl w:val="0"/>
-                <w:numId w:val="1010"/>
+                <w:numId w:val="1011"/>
               </w:numPr>
             </w:pPr>
             <m:oMath>
@@ -16017,7 +16049,7 @@
               <w:pStyle w:val="Compact"/>
               <w:numPr>
                 <w:ilvl w:val="0"/>
-                <w:numId w:val="1010"/>
+                <w:numId w:val="1011"/>
               </w:numPr>
             </w:pPr>
             <m:oMath>
@@ -16064,7 +16096,7 @@
               <w:t xml:space="preserve"> </w:t>
             </w:r>
             <w:r>
-              <w:t xml:space="preserve">so, for those experts, the arrow carries no causal meaning.</w:t>
+              <w:t xml:space="preserve">the arrow carries no causal meaning for those experts.</w:t>
             </w:r>
           </w:p>
           <w:p>
@@ -17149,7 +17181,7 @@
               <w:pStyle w:val="Compact"/>
               <w:numPr>
                 <w:ilvl w:val="0"/>
-                <w:numId w:val="1011"/>
+                <w:numId w:val="1012"/>
               </w:numPr>
             </w:pPr>
             <w:r>
@@ -17175,7 +17207,7 @@
               <w:pStyle w:val="Compact"/>
               <w:numPr>
                 <w:ilvl w:val="0"/>
-                <w:numId w:val="1011"/>
+                <w:numId w:val="1012"/>
               </w:numPr>
             </w:pPr>
             <w:r>
@@ -23515,7 +23547,7 @@
         <w:pStyle w:val="Compact"/>
         <w:numPr>
           <w:ilvl w:val="0"/>
-          <w:numId w:val="1012"/>
+          <w:numId w:val="1013"/>
         </w:numPr>
       </w:pPr>
       <w:r>
@@ -23620,7 +23652,7 @@
         <w:pStyle w:val="Compact"/>
         <w:numPr>
           <w:ilvl w:val="0"/>
-          <w:numId w:val="1012"/>
+          <w:numId w:val="1013"/>
         </w:numPr>
       </w:pPr>
       <w:r>
@@ -23676,7 +23708,7 @@
         <w:pStyle w:val="Compact"/>
         <w:numPr>
           <w:ilvl w:val="0"/>
-          <w:numId w:val="1012"/>
+          <w:numId w:val="1013"/>
         </w:numPr>
       </w:pPr>
       <w:r>
@@ -23716,7 +23748,7 @@
         <w:pStyle w:val="Compact"/>
         <w:numPr>
           <w:ilvl w:val="0"/>
-          <w:numId w:val="1012"/>
+          <w:numId w:val="1013"/>
         </w:numPr>
       </w:pPr>
       <w:r>
@@ -23763,7 +23795,7 @@
         <w:pStyle w:val="Compact"/>
         <w:numPr>
           <w:ilvl w:val="0"/>
-          <w:numId w:val="1012"/>
+          <w:numId w:val="1013"/>
         </w:numPr>
       </w:pPr>
       <w:r>
@@ -23775,7 +23807,7 @@
         <w:pStyle w:val="Compact"/>
         <w:numPr>
           <w:ilvl w:val="0"/>
-          <w:numId w:val="1012"/>
+          <w:numId w:val="1013"/>
         </w:numPr>
       </w:pPr>
       <w:r>
@@ -24213,12 +24245,42 @@
     <w:abstractNumId w:val="991"/>
   </w:num>
   <w:num w:numId="1010">
-    <w:abstractNumId w:val="991"/>
+    <w:abstractNumId w:val="99411"/>
+    <w:lvlOverride w:ilvl="0">
+      <w:startOverride w:val="1"/>
+    </w:lvlOverride>
+    <w:lvlOverride w:ilvl="1">
+      <w:startOverride w:val="1"/>
+    </w:lvlOverride>
+    <w:lvlOverride w:ilvl="2">
+      <w:startOverride w:val="1"/>
+    </w:lvlOverride>
+    <w:lvlOverride w:ilvl="3">
+      <w:startOverride w:val="1"/>
+    </w:lvlOverride>
+    <w:lvlOverride w:ilvl="4">
+      <w:startOverride w:val="1"/>
+    </w:lvlOverride>
+    <w:lvlOverride w:ilvl="5">
+      <w:startOverride w:val="1"/>
+    </w:lvlOverride>
+    <w:lvlOverride w:ilvl="6">
+      <w:startOverride w:val="1"/>
+    </w:lvlOverride>
+    <w:lvlOverride w:ilvl="7">
+      <w:startOverride w:val="1"/>
+    </w:lvlOverride>
+    <w:lvlOverride w:ilvl="8">
+      <w:startOverride w:val="1"/>
+    </w:lvlOverride>
   </w:num>
   <w:num w:numId="1011">
     <w:abstractNumId w:val="991"/>
   </w:num>
   <w:num w:numId="1012">
+    <w:abstractNumId w:val="991"/>
+  </w:num>
+  <w:num w:numId="1013">
     <w:abstractNumId w:val="99411"/>
     <w:lvlOverride w:ilvl="0">
       <w:startOverride w:val="1"/>
